--- a/manuscript/template.docx
+++ b/manuscript/template.docx
@@ -266,6 +266,7 @@
       </w:footnotePr>
       <w:pgSz w:w="12240" w:h="15840"/>
       <w:pgMar w:top="1440" w:right="1440" w:bottom="1440" w:left="1440" w:header="720" w:footer="720" w:gutter="0"/>
+      <w:lnNumType w:countBy="1" w:restart="continuous"/>
       <w:cols w:space="720"/>
     </w:sectPr>
   </w:body>
@@ -952,10 +953,10 @@
     <w:name w:val="Body Text"/>
     <w:basedOn w:val="Normal"/>
     <w:qFormat/>
-    <w:rsid w:val="0062035C"/>
+    <w:rsid w:val="00E92417"/>
     <w:pPr>
       <w:snapToGrid w:val="0"/>
-      <w:spacing w:before="60" w:after="60"/>
+      <w:spacing w:before="60" w:after="60" w:line="360" w:lineRule="auto"/>
       <w:contextualSpacing w:val="0"/>
       <w:jc w:val="both"/>
     </w:pPr>
@@ -1938,6 +1939,14 @@
         <w:shd w:val="clear" w:color="auto" w:fill="F2F2F2" w:themeFill="background1" w:themeFillShade="F2"/>
       </w:tcPr>
     </w:tblStylePr>
+  </w:style>
+  <w:style w:type="character" w:styleId="LineNumber">
+    <w:name w:val="line number"/>
+    <w:basedOn w:val="DefaultParagraphFont"/>
+    <w:rsid w:val="00E92417"/>
+    <w:rPr>
+      <w:sz w:val="18"/>
+    </w:rPr>
   </w:style>
 </w:styles>
 </file>
